--- a/docs/docx/01_QUICKSTART.docx
+++ b/docs/docx/01_QUICKSTART.docx
@@ -2,7 +2,7 @@
 <file path=word/document.xml><?xml version="1.0" encoding="utf-8"?>
 <w:document xmlns:w="http://schemas.openxmlformats.org/wordprocessingml/2006/main" xmlns:m="http://schemas.openxmlformats.org/officeDocument/2006/math" xmlns:r="http://schemas.openxmlformats.org/officeDocument/2006/relationships" xmlns:o="urn:schemas-microsoft-com:office:office" xmlns:v="urn:schemas-microsoft-com:vml" xmlns:w10="urn:schemas-microsoft-com:office:word" xmlns:a="http://schemas.openxmlformats.org/drawingml/2006/main" xmlns:pic="http://schemas.openxmlformats.org/drawingml/2006/picture" xmlns:wp="http://schemas.openxmlformats.org/drawingml/2006/wordprocessingDrawing">
   <w:body>
-    <w:bookmarkStart w:id="23" w:name="быстрый-старт"/>
+    <w:bookmarkStart w:id="24" w:name="быстрый-старт"/>
     <w:p>
       <w:pPr>
         <w:pStyle w:val="Heading1"/>
@@ -52,7 +52,7 @@
           <w:b/>
           <w:bCs/>
         </w:rPr>
-        <w:t xml:space="preserve">3.10.523</w:t>
+        <w:t xml:space="preserve">3.10.711</w:t>
       </w:r>
       <w:r>
         <w:t xml:space="preserve"> </w:t>
@@ -69,8 +69,28 @@
       <w:r>
         <w:t xml:space="preserve">).</w:t>
       </w:r>
-    </w:p>
-    <w:bookmarkStart w:id="12" w:name="установка-linux-windows"/>
+      <w:r>
+        <w:br/>
+      </w:r>
+      <w:r>
+        <w:t xml:space="preserve">Безопасность (гейты, доверенные корни):</w:t>
+      </w:r>
+      <w:r>
+        <w:t xml:space="preserve"> </w:t>
+      </w:r>
+      <w:hyperlink r:id="rId10">
+        <w:r>
+          <w:rPr>
+            <w:rStyle w:val="Hyperlink"/>
+          </w:rPr>
+          <w:t xml:space="preserve">19_SECURITY.md</w:t>
+        </w:r>
+      </w:hyperlink>
+      <w:r>
+        <w:t xml:space="preserve">.</w:t>
+      </w:r>
+    </w:p>
+    <w:bookmarkStart w:id="13" w:name="установка-linux-windows"/>
     <w:p>
       <w:pPr>
         <w:pStyle w:val="Heading2"/>
@@ -89,7 +109,7 @@
       <w:r>
         <w:t xml:space="preserve"> </w:t>
       </w:r>
-      <w:hyperlink r:id="rId10">
+      <w:hyperlink r:id="rId11">
         <w:r>
           <w:rPr>
             <w:rStyle w:val="Hyperlink"/>
@@ -103,7 +123,7 @@
       <w:r>
         <w:t xml:space="preserve"> </w:t>
       </w:r>
-      <w:hyperlink r:id="rId11">
+      <w:hyperlink r:id="rId12">
         <w:r>
           <w:rPr>
             <w:rStyle w:val="Hyperlink"/>
@@ -270,8 +290,8 @@
         </w:pict>
       </w:r>
     </w:p>
-    <w:bookmarkEnd w:id="12"/>
-    <w:bookmarkStart w:id="21" w:name="X4c9cacd5bbb66b8f53128cd5fde71417b6faf29"/>
+    <w:bookmarkEnd w:id="13"/>
+    <w:bookmarkStart w:id="22" w:name="X4c9cacd5bbb66b8f53128cd5fde71417b6faf29"/>
     <w:p>
       <w:pPr>
         <w:pStyle w:val="Heading2"/>
@@ -408,7 +428,7 @@
       <w:r>
         <w:t xml:space="preserve">— любой параметр, пресеты (</w:t>
       </w:r>
-      <w:hyperlink r:id="rId13">
+      <w:hyperlink r:id="rId14">
         <w:r>
           <w:rPr>
             <w:rStyle w:val="Hyperlink"/>
@@ -476,7 +496,7 @@
       <w:r>
         <w:t xml:space="preserve">— оркестратор: выбрать несколько листов параметров, порядок, опционально сброс DatabaseRange (</w:t>
       </w:r>
-      <w:hyperlink r:id="rId14">
+      <w:hyperlink r:id="rId15">
         <w:r>
           <w:rPr>
             <w:rStyle w:val="Hyperlink"/>
@@ -524,7 +544,7 @@
         <w:t xml:space="preserve">перед сбором.</w:t>
       </w:r>
     </w:p>
-    <w:bookmarkStart w:id="18" w:name="режимы-параметр-режим"/>
+    <w:bookmarkStart w:id="19" w:name="режимы-параметр-режим"/>
     <w:p>
       <w:pPr>
         <w:pStyle w:val="Heading3"/>
@@ -646,7 +666,7 @@
       <w:r>
         <w:t xml:space="preserve"> </w:t>
       </w:r>
-      <w:hyperlink r:id="rId15">
+      <w:hyperlink r:id="rId16">
         <w:r>
           <w:rPr>
             <w:rStyle w:val="Hyperlink"/>
@@ -697,7 +717,7 @@
       <w:r>
         <w:t xml:space="preserve">(</w:t>
       </w:r>
-      <w:hyperlink r:id="rId16">
+      <w:hyperlink r:id="rId17">
         <w:r>
           <w:rPr>
             <w:rStyle w:val="Hyperlink"/>
@@ -781,7 +801,7 @@
       <w:r>
         <w:t xml:space="preserve"> </w:t>
       </w:r>
-      <w:hyperlink r:id="rId17">
+      <w:hyperlink r:id="rId18">
         <w:r>
           <w:rPr>
             <w:rStyle w:val="Hyperlink"/>
@@ -793,8 +813,8 @@
         <w:t xml:space="preserve">.</w:t>
       </w:r>
     </w:p>
-    <w:bookmarkEnd w:id="18"/>
-    <w:bookmarkStart w:id="20" w:name="ручной-прогон"/>
+    <w:bookmarkEnd w:id="19"/>
+    <w:bookmarkStart w:id="21" w:name="ручной-прогон"/>
     <w:p>
       <w:pPr>
         <w:pStyle w:val="Heading3"/>
@@ -813,7 +833,7 @@
       <w:r>
         <w:t xml:space="preserve"> </w:t>
       </w:r>
-      <w:hyperlink r:id="rId19">
+      <w:hyperlink r:id="rId20">
         <w:r>
           <w:rPr>
             <w:rStyle w:val="Hyperlink"/>
@@ -879,9 +899,9 @@
         </w:pict>
       </w:r>
     </w:p>
-    <w:bookmarkEnd w:id="20"/>
     <w:bookmarkEnd w:id="21"/>
-    <w:bookmarkStart w:id="22" w:name="другие-макросы"/>
+    <w:bookmarkEnd w:id="22"/>
+    <w:bookmarkStart w:id="23" w:name="другие-макросы"/>
     <w:p>
       <w:pPr>
         <w:pStyle w:val="Heading2"/>
@@ -1164,8 +1184,8 @@
         <w:t xml:space="preserve"> file_list_macro</w:t>
       </w:r>
     </w:p>
-    <w:bookmarkEnd w:id="22"/>
     <w:bookmarkEnd w:id="23"/>
+    <w:bookmarkEnd w:id="24"/>
     <w:sectPr>
       <w:footnotePr>
         <w:numRestart w:val="eachSect"/>
